--- a/policies/build/sop_record_masters/HRM/SOP_HRM.1.b_recruitment.docx
+++ b/policies/build/sop_record_masters/HRM/SOP_HRM.1.b_recruitment.docx
@@ -42,7 +42,7 @@
           </w:p>
           <w:p>
             <w:r>
-              <w:t>This SOP explains how «Hospital Name» recruits staff against written, approved guidance. If you're new to this SOP: follow the three steps below in order — raise and approve the vacancy, shortlist and interview against stated criteria, then offer and log the outcome. Skipping the written rationale at any step is exactly how an unqualified or unverified hire happens.</w:t>
+              <w:t>This SOP explains how «Hospital Name» recruits staff against written, approved guidance, including how a clinical candidate's professional registration is checked and how an urgent vacancy is filled without skipping that check. If you're new to this SOP: registration verification for a doctor or nurse candidate is never optional and never skipped for speed — even an interim appointment made under urgency has to clear it before the person starts work.</w:t>
             </w:r>
           </w:p>
         </w:tc>
@@ -208,7 +208,7 @@
     </w:p>
     <w:p>
       <w:r>
-        <w:t>This SOP sets out how «Hospital Name» recruits staff against written, approved guidance so that every hire follows the same transparent process, rather than an informal decision written up afterward. It does not cover job descriptions (HRM.1.e), background checks, code of conduct, or induction — the recruitment procedure in step 5.2 of HRM.1 covers pre-employment checks separately, and those checks are logged under their own records where the hospital maintains them.</w:t>
+        <w:t>This SOP sets out how «Hospital Name» recruits staff against written, approved guidance, verifies a clinical candidate's professional registration before appointment, and manages an urgent vacancy filled under interim arrangements — so that every hire follows the same transparent process, including the exceptions, rather than an informal decision written up afterward. It does not cover job descriptions (HRM.1.e), code of conduct, or induction.</w:t>
       </w:r>
     </w:p>
     <w:p>
@@ -221,7 +221,7 @@
     </w:p>
     <w:p>
       <w:r>
-        <w:t>This SOP applies to the «HR In-Charge / Personnel Officer», the Medical Superintendent, and department heads, for every category of staff being recruited at «Hospital Name».</w:t>
+        <w:t>This SOP applies to the «HR In-Charge / Personnel Officer», the Medical Superintendent, and department heads, for every category of staff being recruited at «Hospital Name», including doctors and nurses whose professional registration must be verified before appointment.</w:t>
       </w:r>
     </w:p>
     <w:p>
@@ -240,7 +240,7 @@
         <w:t xml:space="preserve">HR In-Charge / Personnel Officer: </w:t>
       </w:r>
       <w:r>
-        <w:t>owns the recruitment register, runs the process end to end, and keeps the register current.</w:t>
+        <w:t>owns the recruitment register, runs the process end to end, verifies professional registration for clinical candidates, and keeps the register current.</w:t>
       </w:r>
     </w:p>
     <w:p>
@@ -251,7 +251,7 @@
         <w:t xml:space="preserve">Medical Superintendent: </w:t>
       </w:r>
       <w:r>
-        <w:t>approves the recruitment procedure and reviews it annually; is the escalation point for any step that cannot be completed as written.</w:t>
+        <w:t>approves the recruitment procedure, is the escalation point for any step that cannot be completed as written, and approves any interim appointment made under urgent-vacancy provisions.</w:t>
       </w:r>
     </w:p>
     <w:p>
@@ -273,7 +273,7 @@
         <w:t xml:space="preserve">Quality Coordinator: </w:t>
       </w:r>
       <w:r>
-        <w:t>audits the recruitment register periodically and flags any vacancy filled without a documented rationale.</w:t>
+        <w:t>audits the recruitment register periodically and flags any vacancy filled without a documented rationale, or an interim appointment not regularised within the defined period.</w:t>
       </w:r>
     </w:p>
     <w:p>
@@ -357,7 +357,90 @@
         <w:pStyle w:val="Heading2"/>
       </w:pPr>
       <w:r>
-        <w:t>4.3 Offer, log, and close the vacancy</w:t>
+        <w:t>4.3 Verify professional registration before appointing a doctor or nurse</w:t>
+      </w:r>
+    </w:p>
+    <w:p>
+      <w:r>
+        <w:rPr>
+          <w:b/>
+        </w:rPr>
+        <w:t xml:space="preserve">Why this step matters: </w:t>
+      </w:r>
+      <w:r>
+        <w:t>A doctor whose registration has lapsed, or a nurse who was never enrolled on a State nursing register, is not legally entitled to practise — an interview score alone says nothing about this, and finding out after appointment is too late.</w:t>
+      </w:r>
+    </w:p>
+    <w:p>
+      <w:r>
+        <w:t>1. For any candidate for a doctor's post, the HR In-Charge verifies current, active registration on the National Medical Register or the relevant State Medical Council before an offer is made.</w:t>
+      </w:r>
+    </w:p>
+    <w:p>
+      <w:r>
+        <w:t>2. For any candidate for a nurse's post, the HR In-Charge verifies current enrolment on the Indian Nursing Council's register or the relevant State Nursing Council before an offer is made.</w:t>
+      </w:r>
+    </w:p>
+    <w:p>
+      <w:r>
+        <w:t>3. Where registration cannot be verified, or is found lapsed or suspended, the offer is withheld and the reason is logged; the candidate is not appointed to a clinical role until registration is confirmed current. (Record 2)</w:t>
+      </w:r>
+    </w:p>
+    <w:p>
+      <w:r>
+        <w:rPr>
+          <w:b/>
+          <w:i/>
+        </w:rPr>
+        <w:t xml:space="preserve">Technical source(s) for these steps: </w:t>
+      </w:r>
+    </w:p>
+    <w:p>
+      <w:pPr>
+        <w:pStyle w:val="ListParagraph"/>
+      </w:pPr>
+      <w:r>
+        <w:t xml:space="preserve">National Medical Commission. (2023, May 10). </w:t>
+      </w:r>
+      <w:hyperlink r:id="rId9">
+        <w:r>
+          <w:rPr>
+            <w:color w:val="0563C1"/>
+            <w:u w:val="single"/>
+          </w:rPr>
+          <w:t>Registration of Medical Practitioners and Licence to Practice Medicine Regulations, 2023</w:t>
+        </w:r>
+      </w:hyperlink>
+      <w:r>
+        <w:t>. Under Regulation 8(iii), a practitioner whose registration lapses (e.g. renewal not applied for in time) "shall not be entitled to practice medicine" -- referenced here for verifying a doctor's current, active registration before appointment.</w:t>
+      </w:r>
+    </w:p>
+    <w:p>
+      <w:pPr>
+        <w:pStyle w:val="ListParagraph"/>
+      </w:pPr>
+      <w:r>
+        <w:t xml:space="preserve">Government of India. (1947). </w:t>
+      </w:r>
+      <w:hyperlink r:id="rId10">
+        <w:r>
+          <w:rPr>
+            <w:color w:val="0563C1"/>
+            <w:u w:val="single"/>
+          </w:rPr>
+          <w:t>The Indian Nursing Council Act, 1947</w:t>
+        </w:r>
+      </w:hyperlink>
+      <w:r>
+        <w:t>. Section 11(1)(b) provides that no person may be enrolled on a State nursing register without a recognised nursing qualification -- referenced here for verifying a nurse's current State/Indian Nursing Council registration before appointment.</w:t>
+      </w:r>
+    </w:p>
+    <w:p>
+      <w:pPr>
+        <w:pStyle w:val="Heading2"/>
+      </w:pPr>
+      <w:r>
+        <w:t>4.4 Offer, log, and close the vacancy</w:t>
       </w:r>
     </w:p>
     <w:p>
@@ -388,6 +471,40 @@
     </w:p>
     <w:p>
       <w:pPr>
+        <w:pStyle w:val="Heading2"/>
+      </w:pPr>
+      <w:r>
+        <w:t>4.5 Fill an urgent vacancy under interim arrangements</w:t>
+      </w:r>
+    </w:p>
+    <w:p>
+      <w:r>
+        <w:rPr>
+          <w:b/>
+        </w:rPr>
+        <w:t xml:space="preserve">Why this step matters: </w:t>
+      </w:r>
+      <w:r>
+        <w:t>A vacancy that genuinely cannot wait for the full process — a sudden resignation leaving a shift uncovered — cannot be allowed to bypass recruitment altogether; it has to be filled on a documented interim basis and then regularised, not left as an undocumented exception.</w:t>
+      </w:r>
+    </w:p>
+    <w:p>
+      <w:r>
+        <w:t>1. Where a vacancy must be filled before the full recruitment process can be completed, the Medical Superintendent approves an interim appointment in writing, stating the reason and the maximum interim period.</w:t>
+      </w:r>
+    </w:p>
+    <w:p>
+      <w:r>
+        <w:t>2. Credential and, for clinical roles, registration verification is still completed before the interim appointee starts work — this step is never skipped, even under urgency.</w:t>
+      </w:r>
+    </w:p>
+    <w:p>
+      <w:r>
+        <w:t>3. The full recruitment process (shortlisting, panel interview, selection rationale) is completed within the stated interim period, and the appointment is either regularised or ended. (Record 3)</w:t>
+      </w:r>
+    </w:p>
+    <w:p>
+      <w:pPr>
         <w:pStyle w:val="Heading1"/>
       </w:pPr>
       <w:r>
@@ -396,7 +513,7 @@
     </w:p>
     <w:p>
       <w:r>
-        <w:t>This SOP produces and maintains Records 1 (see the HRM.1 Records folder).</w:t>
+        <w:t>This SOP produces and maintains Records 1-3 (see the HRM.1 Records folder).</w:t>
       </w:r>
     </w:p>
     <w:p>
@@ -436,7 +553,59 @@
         <w:pStyle w:val="ListParagraph"/>
       </w:pPr>
       <w:r>
-        <w:t>National Accreditation Board for Hospitals and Healthcare Providers (NABH), Standards for Small Healthcare Organisations, 3rd Edition — Human Resource Management chapter, standard HRM.1.</w:t>
+        <w:t xml:space="preserve">National Accreditation Board for Hospitals and Healthcare Providers. (2022). Standards for Small Healthcare Organisations (3rd ed.). </w:t>
+      </w:r>
+      <w:hyperlink r:id="rId11">
+        <w:r>
+          <w:rPr>
+            <w:color w:val="0563C1"/>
+            <w:u w:val="single"/>
+          </w:rPr>
+          <w:t>NABH SHCO Accreditation Programme page</w:t>
+        </w:r>
+      </w:hyperlink>
+      <w:r>
+        <w:t>. Human Resource Management chapter, standard HRM.1.</w:t>
+      </w:r>
+    </w:p>
+    <w:p>
+      <w:pPr>
+        <w:pStyle w:val="ListParagraph"/>
+      </w:pPr>
+      <w:r>
+        <w:t xml:space="preserve">Government of India. (1947). </w:t>
+      </w:r>
+      <w:hyperlink r:id="rId10">
+        <w:r>
+          <w:rPr>
+            <w:color w:val="0563C1"/>
+            <w:u w:val="single"/>
+          </w:rPr>
+          <w:t>The Indian Nursing Council Act, 1947</w:t>
+        </w:r>
+      </w:hyperlink>
+      <w:r>
+        <w:t>. Section 11(1)(b) provides that no person may be enrolled on a State nursing register without a recognised nursing qualification -- referenced here for verifying a nurse's current State/Indian Nursing Council registration before appointment.</w:t>
+      </w:r>
+    </w:p>
+    <w:p>
+      <w:pPr>
+        <w:pStyle w:val="ListParagraph"/>
+      </w:pPr>
+      <w:r>
+        <w:t xml:space="preserve">National Medical Commission. (2023, May 10). </w:t>
+      </w:r>
+      <w:hyperlink r:id="rId9">
+        <w:r>
+          <w:rPr>
+            <w:color w:val="0563C1"/>
+            <w:u w:val="single"/>
+          </w:rPr>
+          <w:t>Registration of Medical Practitioners and Licence to Practice Medicine Regulations, 2023</w:t>
+        </w:r>
+      </w:hyperlink>
+      <w:r>
+        <w:t>. Under Regulation 8(iii), a practitioner whose registration lapses (e.g. renewal not applied for in time) "shall not be entitled to practice medicine" -- referenced here for verifying a doctor's current, active registration before appointment.</w:t>
       </w:r>
     </w:p>
     <w:p>
@@ -449,7 +618,7 @@
     </w:p>
     <w:p>
       <w:r>
-        <w:t>This SOP is reviewed at least annually by the Quality Coordinator together with the HR In-Charge, and sooner if an audit or a hiring decision finds it is not being followed as written.</w:t>
+        <w:t>This SOP is reviewed at least annually by the Quality Coordinator together with the HR In-Charge, and sooner if an audit or a hiring decision finds it is not being followed as written, or an interim appointment is not regularised within its stated period.</w:t>
       </w:r>
     </w:p>
     <w:sectPr>

--- a/policies/build/sop_record_masters/HRM/SOP_HRM.1.b_recruitment.docx
+++ b/policies/build/sop_record_masters/HRM/SOP_HRM.1.b_recruitment.docx
@@ -398,6 +398,7 @@
     <w:p>
       <w:pPr>
         <w:pStyle w:val="ListParagraph"/>
+        <w:spacing w:after="200" w:before="40"/>
       </w:pPr>
       <w:r>
         <w:t xml:space="preserve">National Medical Commission. (2023, May 10). </w:t>
@@ -418,6 +419,7 @@
     <w:p>
       <w:pPr>
         <w:pStyle w:val="ListParagraph"/>
+        <w:spacing w:after="200" w:before="40"/>
       </w:pPr>
       <w:r>
         <w:t xml:space="preserve">Government of India. (1947). </w:t>
@@ -551,6 +553,7 @@
     <w:p>
       <w:pPr>
         <w:pStyle w:val="ListParagraph"/>
+        <w:spacing w:after="200" w:before="40"/>
       </w:pPr>
       <w:r>
         <w:t xml:space="preserve">National Accreditation Board for Hospitals and Healthcare Providers. (2022). Standards for Small Healthcare Organisations (3rd ed.). </w:t>
@@ -571,6 +574,7 @@
     <w:p>
       <w:pPr>
         <w:pStyle w:val="ListParagraph"/>
+        <w:spacing w:after="200" w:before="40"/>
       </w:pPr>
       <w:r>
         <w:t xml:space="preserve">Government of India. (1947). </w:t>
@@ -591,6 +595,7 @@
     <w:p>
       <w:pPr>
         <w:pStyle w:val="ListParagraph"/>
+        <w:spacing w:after="200" w:before="40"/>
       </w:pPr>
       <w:r>
         <w:t xml:space="preserve">National Medical Commission. (2023, May 10). </w:t>

--- a/policies/build/sop_record_masters/HRM/SOP_HRM.1.b_recruitment.docx
+++ b/policies/build/sop_record_masters/HRM/SOP_HRM.1.b_recruitment.docx
@@ -398,10 +398,11 @@
     <w:p>
       <w:pPr>
         <w:pStyle w:val="ListParagraph"/>
-        <w:spacing w:after="200" w:before="40"/>
+        <w:spacing w:after="240" w:before="80"/>
+        <w:contextualSpacing w:val="0"/>
       </w:pPr>
       <w:r>
-        <w:t xml:space="preserve">National Medical Commission. (2023, May 10). </w:t>
+        <w:t xml:space="preserve">• National Medical Commission. (2023, May 10). </w:t>
       </w:r>
       <w:hyperlink r:id="rId9">
         <w:r>
@@ -419,10 +420,11 @@
     <w:p>
       <w:pPr>
         <w:pStyle w:val="ListParagraph"/>
-        <w:spacing w:after="200" w:before="40"/>
+        <w:spacing w:after="240" w:before="80"/>
+        <w:contextualSpacing w:val="0"/>
       </w:pPr>
       <w:r>
-        <w:t xml:space="preserve">Government of India. (1947). </w:t>
+        <w:t xml:space="preserve">• Government of India. (1947). </w:t>
       </w:r>
       <w:hyperlink r:id="rId10">
         <w:r>
@@ -553,10 +555,11 @@
     <w:p>
       <w:pPr>
         <w:pStyle w:val="ListParagraph"/>
-        <w:spacing w:after="200" w:before="40"/>
+        <w:spacing w:after="240" w:before="80"/>
+        <w:contextualSpacing w:val="0"/>
       </w:pPr>
       <w:r>
-        <w:t xml:space="preserve">National Accreditation Board for Hospitals and Healthcare Providers. (2022). Standards for Small Healthcare Organisations (3rd ed.). </w:t>
+        <w:t xml:space="preserve">• National Accreditation Board for Hospitals and Healthcare Providers. (2022). Standards for Small Healthcare Organisations (3rd ed.). </w:t>
       </w:r>
       <w:hyperlink r:id="rId11">
         <w:r>
@@ -574,10 +577,11 @@
     <w:p>
       <w:pPr>
         <w:pStyle w:val="ListParagraph"/>
-        <w:spacing w:after="200" w:before="40"/>
+        <w:spacing w:after="240" w:before="80"/>
+        <w:contextualSpacing w:val="0"/>
       </w:pPr>
       <w:r>
-        <w:t xml:space="preserve">Government of India. (1947). </w:t>
+        <w:t xml:space="preserve">• Government of India. (1947). </w:t>
       </w:r>
       <w:hyperlink r:id="rId10">
         <w:r>
@@ -595,10 +599,11 @@
     <w:p>
       <w:pPr>
         <w:pStyle w:val="ListParagraph"/>
-        <w:spacing w:after="200" w:before="40"/>
+        <w:spacing w:after="240" w:before="80"/>
+        <w:contextualSpacing w:val="0"/>
       </w:pPr>
       <w:r>
-        <w:t xml:space="preserve">National Medical Commission. (2023, May 10). </w:t>
+        <w:t xml:space="preserve">• National Medical Commission. (2023, May 10). </w:t>
       </w:r>
       <w:hyperlink r:id="rId9">
         <w:r>

--- a/policies/build/sop_record_masters/HRM/SOP_HRM.1.b_recruitment.docx
+++ b/policies/build/sop_record_masters/HRM/SOP_HRM.1.b_recruitment.docx
@@ -14,40 +14,9 @@
     </w:p>
     <w:p>
       <w:r>
-        <w:t>«Hospital Name» — Supports HRM.1.b</w:t>
+        <w:t>«Hospital Name» — SOP-HRM.1.b — Version 1.0</w:t>
       </w:r>
     </w:p>
-    <w:p/>
-    <w:tbl>
-      <w:tblPr>
-        <w:tblStyle w:val="TableGrid"/>
-        <w:tblW w:type="auto" w:w="0"/>
-        <w:tblLook w:firstColumn="1" w:firstRow="1" w:lastColumn="0" w:lastRow="0" w:noHBand="0" w:noVBand="1" w:val="04A0"/>
-      </w:tblPr>
-      <w:tblGrid>
-        <w:gridCol w:w="8640"/>
-      </w:tblGrid>
-      <w:tr>
-        <w:tc>
-          <w:tcPr>
-            <w:tcW w:type="dxa" w:w="8640"/>
-          </w:tcPr>
-          <w:p>
-            <w:r>
-              <w:rPr>
-                <w:b/>
-              </w:rPr>
-              <w:t>Why does this SOP exist? (read this first if you're new)</w:t>
-            </w:r>
-          </w:p>
-          <w:p>
-            <w:r>
-              <w:t>This SOP explains how «Hospital Name» recruits staff against written, approved guidance, including how a clinical candidate's professional registration is checked and how an urgent vacancy is filled without skipping that check. If you're new to this SOP: registration verification for a doctor or nurse candidate is never optional and never skipped for speed — even an interim appointment made under urgency has to clear it before the person starts work.</w:t>
-            </w:r>
-          </w:p>
-        </w:tc>
-      </w:tr>
-    </w:tbl>
     <w:p/>
     <w:tbl>
       <w:tblPr>
@@ -62,9 +31,6 @@
         <w:gridCol w:w="2160"/>
       </w:tblGrid>
       <w:tr>
-        <w:trPr>
-          <w:cantSplit/>
-        </w:trPr>
         <w:tc>
           <w:tcPr>
             <w:tcW w:type="dxa" w:w="2160"/>
@@ -81,7 +47,7 @@
           </w:tcPr>
           <w:p>
             <w:r>
-              <w:t>«Hospital to define»</w:t>
+              <w:t>SOP-HRM.1.b</w:t>
             </w:r>
           </w:p>
         </w:tc>
@@ -107,9 +73,6 @@
         </w:tc>
       </w:tr>
       <w:tr>
-        <w:trPr>
-          <w:cantSplit/>
-        </w:trPr>
         <w:tc>
           <w:tcPr>
             <w:tcW w:type="dxa" w:w="2160"/>
@@ -151,51 +114,6 @@
           </w:p>
         </w:tc>
       </w:tr>
-      <w:tr>
-        <w:trPr>
-          <w:cantSplit/>
-        </w:trPr>
-        <w:tc>
-          <w:tcPr>
-            <w:tcW w:type="dxa" w:w="2160"/>
-          </w:tcPr>
-          <w:p>
-            <w:r>
-              <w:t>Prepared By</w:t>
-            </w:r>
-          </w:p>
-        </w:tc>
-        <w:tc>
-          <w:tcPr>
-            <w:tcW w:type="dxa" w:w="2160"/>
-          </w:tcPr>
-          <w:p>
-            <w:r>
-              <w:t>Quality Coordinator   Name: ________   Signature: ________</w:t>
-            </w:r>
-          </w:p>
-        </w:tc>
-        <w:tc>
-          <w:tcPr>
-            <w:tcW w:type="dxa" w:w="2160"/>
-          </w:tcPr>
-          <w:p>
-            <w:r>
-              <w:t>Approved By</w:t>
-            </w:r>
-          </w:p>
-        </w:tc>
-        <w:tc>
-          <w:tcPr>
-            <w:tcW w:type="dxa" w:w="2160"/>
-          </w:tcPr>
-          <w:p>
-            <w:r>
-              <w:t>Medical Superintendent   Name: ________   Signature: ________</w:t>
-            </w:r>
-          </w:p>
-        </w:tc>
-      </w:tr>
     </w:tbl>
     <w:p/>
     <w:p>
@@ -206,9 +124,78 @@
         <w:t>1. Purpose</w:t>
       </w:r>
     </w:p>
+    <w:tbl>
+      <w:tblPr>
+        <w:tblStyle w:val="TableGrid"/>
+        <w:tblW w:type="auto" w:w="0"/>
+        <w:tblLook w:firstColumn="1" w:firstRow="1" w:lastColumn="0" w:lastRow="0" w:noHBand="0" w:noVBand="1" w:val="04A0"/>
+      </w:tblPr>
+      <w:tblGrid>
+        <w:gridCol w:w="8640"/>
+      </w:tblGrid>
+      <w:tr>
+        <w:tc>
+          <w:tcPr>
+            <w:tcW w:type="dxa" w:w="8640"/>
+          </w:tcPr>
+          <w:p>
+            <w:r>
+              <w:t>This SOP sets out how «Hospital Name» recruits staff against written, approved guidance, verifies a clinical candidate's professional registration before appointment, and manages an urgent vacancy filled under interim arrangements -- so every hire follows the same transparent process, including the exceptions, rather than an informal decision written up afterward.</w:t>
+            </w:r>
+          </w:p>
+        </w:tc>
+      </w:tr>
+    </w:tbl>
+    <w:p/>
+    <w:tbl>
+      <w:tblPr>
+        <w:tblStyle w:val="TableGrid"/>
+        <w:tblW w:type="auto" w:w="0"/>
+        <w:tblLook w:firstColumn="1" w:firstRow="1" w:lastColumn="0" w:lastRow="0" w:noHBand="0" w:noVBand="1" w:val="04A0"/>
+      </w:tblPr>
+      <w:tblGrid>
+        <w:gridCol w:w="8640"/>
+      </w:tblGrid>
+      <w:tr>
+        <w:tc>
+          <w:tcPr>
+            <w:tcW w:type="dxa" w:w="8640"/>
+          </w:tcPr>
+          <w:p>
+            <w:r>
+              <w:t>A ward loses a nurse overnight and the shift genuinely cannot wait for a full recruitment cycle. This SOP is what lets the Medical Superintendent approve a documented interim appointment -- with registration still verified before the person starts -- rather than the gap being filled off the books.</w:t>
+            </w:r>
+          </w:p>
+        </w:tc>
+      </w:tr>
+    </w:tbl>
+    <w:p/>
+    <w:tbl>
+      <w:tblPr>
+        <w:tblStyle w:val="TableGrid"/>
+        <w:tblW w:type="auto" w:w="0"/>
+        <w:tblLook w:firstColumn="1" w:firstRow="1" w:lastColumn="0" w:lastRow="0" w:noHBand="0" w:noVBand="1" w:val="04A0"/>
+      </w:tblPr>
+      <w:tblGrid>
+        <w:gridCol w:w="8640"/>
+      </w:tblGrid>
+      <w:tr>
+        <w:tc>
+          <w:tcPr>
+            <w:tcW w:type="dxa" w:w="8640"/>
+          </w:tcPr>
+          <w:p>
+            <w:r>
+              <w:t>We do this because a doctor whose registration has lapsed, or a nurse who was never enrolled on a State nursing register, is not legally entitled to practise -- an interview score alone says nothing about this, and finding out after appointment is too late, for the patient and for the organisation.</w:t>
+            </w:r>
+          </w:p>
+        </w:tc>
+      </w:tr>
+    </w:tbl>
+    <w:p/>
     <w:p>
       <w:r>
-        <w:t>This SOP sets out how «Hospital Name» recruits staff against written, approved guidance, verifies a clinical candidate's professional registration before appointment, and manages an urgent vacancy filled under interim arrangements — so that every hire follows the same transparent process, including the exceptions, rather than an informal decision written up afterward. It does not cover job descriptions (HRM.1.e), code of conduct, or induction.</w:t>
+        <w:t>To define how «Hospital Name» recruits staff against written guidance, verifies professional registration before appointing a clinical candidate, and manages an urgent vacancy filled under interim arrangements. It does not cover job descriptions, code of conduct, or induction.</w:t>
       </w:r>
     </w:p>
     <w:p>
@@ -221,7 +208,18 @@
     </w:p>
     <w:p>
       <w:r>
-        <w:t>This SOP applies to the «HR In-Charge / Personnel Officer», the Medical Superintendent, and department heads, for every category of staff being recruited at «Hospital Name», including doctors and nurses whose professional registration must be verified before appointment.</w:t>
+        <w:rPr>
+          <w:i/>
+        </w:rPr>
+        <w:t xml:space="preserve">Why: </w:t>
+      </w:r>
+      <w:r>
+        <w:t>so every category of staff being recruited -- including doctors and nurses whose registration must be checked -- goes through the same gate.</w:t>
+      </w:r>
+    </w:p>
+    <w:p>
+      <w:r>
+        <w:t>Applies to the HR In-Charge, the Medical Superintendent, and department heads, for every category of staff being recruited, including doctors and nurses whose professional registration must be verified before appointment.</w:t>
       </w:r>
     </w:p>
     <w:p>
@@ -235,12 +233,23 @@
     <w:p>
       <w:r>
         <w:rPr>
+          <w:i/>
+        </w:rPr>
+        <w:t xml:space="preserve">Why: </w:t>
+      </w:r>
+      <w:r>
+        <w:t>a vacancy filled without a documented reason, or a registration nobody actually checked, is a gap that only surfaces after someone is already working.</w:t>
+      </w:r>
+    </w:p>
+    <w:p>
+      <w:r>
+        <w:rPr>
           <w:b/>
         </w:rPr>
         <w:t xml:space="preserve">HR In-Charge / Personnel Officer: </w:t>
       </w:r>
       <w:r>
-        <w:t>owns the recruitment register, runs the process end to end, verifies professional registration for clinical candidates, and keeps the register current.</w:t>
+        <w:t>Owns the recruitment register, runs the process end to end, verifies professional registration for clinical candidates, and keeps the register current.</w:t>
       </w:r>
     </w:p>
     <w:p>
@@ -251,7 +260,7 @@
         <w:t xml:space="preserve">Medical Superintendent: </w:t>
       </w:r>
       <w:r>
-        <w:t>approves the recruitment procedure, is the escalation point for any step that cannot be completed as written, and approves any interim appointment made under urgent-vacancy provisions.</w:t>
+        <w:t>Approves the recruitment procedure, is the escalation point for any step that cannot be completed as written, and approves any interim appointment made under urgent-vacancy provisions.</w:t>
       </w:r>
     </w:p>
     <w:p>
@@ -262,7 +271,7 @@
         <w:t xml:space="preserve">Department Heads: </w:t>
       </w:r>
       <w:r>
-        <w:t>raise the vacancy requisition, sit on or nominate the interview panel, and confirm the role's requirements before advertising starts.</w:t>
+        <w:t>Raise the vacancy requisition, sit on or nominate the interview panel, and confirm the role's requirements before advertising starts.</w:t>
       </w:r>
     </w:p>
     <w:p>
@@ -273,7 +282,7 @@
         <w:t xml:space="preserve">Quality Coordinator: </w:t>
       </w:r>
       <w:r>
-        <w:t>audits the recruitment register periodically and flags any vacancy filled without a documented rationale, or an interim appointment not regularised within the defined period.</w:t>
+        <w:t>Audits the recruitment register periodically and flags any vacancy filled without a documented rationale, or an interim appointment not regularised within the defined period.</w:t>
       </w:r>
     </w:p>
     <w:p>
@@ -281,7 +290,7 @@
         <w:pStyle w:val="Heading1"/>
       </w:pPr>
       <w:r>
-        <w:t>4. Procedure</w:t>
+        <w:t>4. What to do</w:t>
       </w:r>
     </w:p>
     <w:p>
@@ -289,33 +298,33 @@
         <w:pStyle w:val="Heading2"/>
       </w:pPr>
       <w:r>
-        <w:t>4.1 Raise and approve the vacancy</w:t>
+        <w:t>Raise and approve the vacancy</w:t>
       </w:r>
     </w:p>
     <w:p>
       <w:r>
         <w:rPr>
-          <w:b/>
+          <w:i/>
         </w:rPr>
-        <w:t xml:space="preserve">Why this step matters: </w:t>
+        <w:t xml:space="preserve">Why: </w:t>
       </w:r>
       <w:r>
-        <w:t>A vacancy filled without a documented reason is the first point where recruitment stops being transparent — NABH treats written recruitment guidance as a Core requirement because everything else in this chapter depends on this gate holding.</w:t>
+        <w:t>A vacancy filled without a documented reason is the first point where recruitment stops being transparent.</w:t>
       </w:r>
     </w:p>
     <w:p>
       <w:r>
-        <w:t>1. The department head raises a vacancy requisition stating the role, department, and justification (replacement, new service, workload).</w:t>
+        <w:t>The department head raises a vacancy requisition stating the role, department, and justification (replacement, new service, workload).</w:t>
       </w:r>
     </w:p>
     <w:p>
       <w:r>
-        <w:t>2. The Medical Superintendent approves the requisition before advertising or sourcing begins.</w:t>
+        <w:t>The Medical Superintendent approves the requisition before advertising or sourcing begins.</w:t>
       </w:r>
     </w:p>
     <w:p>
       <w:r>
-        <w:t>3. The HR In-Charge opens a new entry in the recruitment register against the approved requisition. (Record 1)</w:t>
+        <w:t>The HR In-Charge opens a new entry in the recruitment register against the approved requisition.</w:t>
       </w:r>
     </w:p>
     <w:p>
@@ -323,33 +332,33 @@
         <w:pStyle w:val="Heading2"/>
       </w:pPr>
       <w:r>
-        <w:t>4.2 Shortlist and interview against defined criteria</w:t>
+        <w:t>Shortlist and interview against defined criteria</w:t>
       </w:r>
     </w:p>
     <w:p>
       <w:r>
         <w:rPr>
-          <w:b/>
+          <w:i/>
         </w:rPr>
-        <w:t xml:space="preserve">Why this step matters: </w:t>
+        <w:t xml:space="preserve">Why: </w:t>
       </w:r>
       <w:r>
-        <w:t>Deciding who gets shortlisted or selected without a stated reason is exactly how an unqualified or unverified candidate can be chosen informally, which is what written guidance exists to prevent.</w:t>
+        <w:t>Deciding who gets shortlisted or selected without a stated reason is exactly how an unqualified or unverified candidate can be chosen informally.</w:t>
       </w:r>
     </w:p>
     <w:p>
       <w:r>
-        <w:t>1. Candidates are shortlisted against the qualifications and experience stated in the requisition, not by informal preference.</w:t>
+        <w:t>Candidates are shortlisted against the qualifications and experience stated in the requisition, not by informal preference.</w:t>
       </w:r>
     </w:p>
     <w:p>
       <w:r>
-        <w:t>2. An interview panel of at least two people, including the relevant department head, interviews shortlisted candidates.</w:t>
+        <w:t>An interview panel of at least two people, including the relevant department head, interviews shortlisted candidates.</w:t>
       </w:r>
     </w:p>
     <w:p>
       <w:r>
-        <w:t>3. The panel records its selection rationale in the register at the time of decision, not reconstructed afterward. (Record 1)</w:t>
+        <w:t>The panel records its selection rationale in the register at the time of decision, not reconstructed afterward.</w:t>
       </w:r>
     </w:p>
     <w:p>
@@ -357,86 +366,33 @@
         <w:pStyle w:val="Heading2"/>
       </w:pPr>
       <w:r>
-        <w:t>4.3 Verify professional registration before appointing a doctor or nurse</w:t>
+        <w:t>Verify professional registration before appointing a doctor or nurse</w:t>
       </w:r>
     </w:p>
     <w:p>
       <w:r>
         <w:rPr>
-          <w:b/>
+          <w:i/>
         </w:rPr>
-        <w:t xml:space="preserve">Why this step matters: </w:t>
+        <w:t xml:space="preserve">Why: </w:t>
       </w:r>
       <w:r>
-        <w:t>A doctor whose registration has lapsed, or a nurse who was never enrolled on a State nursing register, is not legally entitled to practise — an interview score alone says nothing about this, and finding out after appointment is too late.</w:t>
+        <w:t>A doctor whose registration has lapsed, or a nurse who was never enrolled on a State nursing register, is not legally entitled to practise -- an interview score alone says nothing about this, and finding out after appointment is too late.</w:t>
       </w:r>
     </w:p>
     <w:p>
       <w:r>
-        <w:t>1. For any candidate for a doctor's post, the HR In-Charge verifies current, active registration on the National Medical Register or the relevant State Medical Council before an offer is made.</w:t>
+        <w:t>For any candidate for a doctor's post, the HR In-Charge verifies current, active registration on the National Medical Register or the relevant State Medical Council before an offer is made.</w:t>
       </w:r>
     </w:p>
     <w:p>
       <w:r>
-        <w:t>2. For any candidate for a nurse's post, the HR In-Charge verifies current enrolment on the Indian Nursing Council's register or the relevant State Nursing Council before an offer is made.</w:t>
+        <w:t>For any candidate for a nurse's post, the HR In-Charge verifies current enrolment on the Indian Nursing Council's register or the relevant State Nursing Council before an offer is made.</w:t>
       </w:r>
     </w:p>
     <w:p>
       <w:r>
-        <w:t>3. Where registration cannot be verified, or is found lapsed or suspended, the offer is withheld and the reason is logged; the candidate is not appointed to a clinical role until registration is confirmed current. (Record 2)</w:t>
-      </w:r>
-    </w:p>
-    <w:p>
-      <w:r>
-        <w:rPr>
-          <w:b/>
-          <w:i/>
-        </w:rPr>
-        <w:t xml:space="preserve">Technical source(s) for these steps: </w:t>
-      </w:r>
-    </w:p>
-    <w:p>
-      <w:pPr>
-        <w:pStyle w:val="ListParagraph"/>
-        <w:spacing w:after="240" w:before="80"/>
-        <w:contextualSpacing w:val="0"/>
-      </w:pPr>
-      <w:r>
-        <w:t xml:space="preserve">• National Medical Commission. (2023, May 10). </w:t>
-      </w:r>
-      <w:hyperlink r:id="rId9">
-        <w:r>
-          <w:rPr>
-            <w:color w:val="0563C1"/>
-            <w:u w:val="single"/>
-          </w:rPr>
-          <w:t>Registration of Medical Practitioners and Licence to Practice Medicine Regulations, 2023</w:t>
-        </w:r>
-      </w:hyperlink>
-      <w:r>
-        <w:t>. Under Regulation 8(iii), a practitioner whose registration lapses (e.g. renewal not applied for in time) "shall not be entitled to practice medicine" -- referenced here for verifying a doctor's current, active registration before appointment.</w:t>
-      </w:r>
-    </w:p>
-    <w:p>
-      <w:pPr>
-        <w:pStyle w:val="ListParagraph"/>
-        <w:spacing w:after="240" w:before="80"/>
-        <w:contextualSpacing w:val="0"/>
-      </w:pPr>
-      <w:r>
-        <w:t xml:space="preserve">• Government of India. (1947). </w:t>
-      </w:r>
-      <w:hyperlink r:id="rId10">
-        <w:r>
-          <w:rPr>
-            <w:color w:val="0563C1"/>
-            <w:u w:val="single"/>
-          </w:rPr>
-          <w:t>The Indian Nursing Council Act, 1947</w:t>
-        </w:r>
-      </w:hyperlink>
-      <w:r>
-        <w:t>. Section 11(1)(b) provides that no person may be enrolled on a State nursing register without a recognised nursing qualification -- referenced here for verifying a nurse's current State/Indian Nursing Council registration before appointment.</w:t>
+        <w:t>Where registration cannot be verified, or is found lapsed or suspended, the offer is withheld and the reason is logged; the candidate is not appointed to a clinical role until registration is confirmed current.</w:t>
       </w:r>
     </w:p>
     <w:p>
@@ -444,33 +400,33 @@
         <w:pStyle w:val="Heading2"/>
       </w:pPr>
       <w:r>
-        <w:t>4.4 Offer, log, and close the vacancy</w:t>
+        <w:t>Offer, log, and close the vacancy</w:t>
       </w:r>
     </w:p>
     <w:p>
       <w:r>
         <w:rPr>
-          <w:b/>
+          <w:i/>
         </w:rPr>
-        <w:t xml:space="preserve">Why this step matters: </w:t>
+        <w:t xml:space="preserve">Why: </w:t>
       </w:r>
       <w:r>
-        <w:t>A register that is updated only when someone asks for it is not evidence of a transparent process — closing the loop in writing, at the time it happens, is what makes the record trustworthy.</w:t>
+        <w:t>A register that is updated only when someone asks for it is not evidence of a transparent process -- closing the loop in writing, at the time it happens, is what makes the record trustworthy.</w:t>
       </w:r>
     </w:p>
     <w:p>
       <w:r>
-        <w:t>1. The HR In-Charge issues the offer and records the candidates considered and the fill date in the register.</w:t>
+        <w:t>The HR In-Charge issues the offer and records the candidates considered and the fill date in the register.</w:t>
       </w:r>
     </w:p>
     <w:p>
       <w:r>
-        <w:t>2. The vacancy is marked closed in the register once the candidate joins, or reopened if the offer is declined.</w:t>
+        <w:t>The vacancy is marked closed in the register once the candidate joins, or reopened if the offer is declined.</w:t>
       </w:r>
     </w:p>
     <w:p>
       <w:r>
-        <w:t>3. The Medical Superintendent reviews the recruitment procedure annually and signs off any changes. (Record 1)</w:t>
+        <w:t>The Medical Superintendent reviews the recruitment procedure annually and signs off any changes.</w:t>
       </w:r>
     </w:p>
     <w:p>
@@ -478,33 +434,33 @@
         <w:pStyle w:val="Heading2"/>
       </w:pPr>
       <w:r>
-        <w:t>4.5 Fill an urgent vacancy under interim arrangements</w:t>
+        <w:t>Fill an urgent vacancy under interim arrangements</w:t>
       </w:r>
     </w:p>
     <w:p>
       <w:r>
         <w:rPr>
-          <w:b/>
+          <w:i/>
         </w:rPr>
-        <w:t xml:space="preserve">Why this step matters: </w:t>
+        <w:t xml:space="preserve">Why: </w:t>
       </w:r>
       <w:r>
-        <w:t>A vacancy that genuinely cannot wait for the full process — a sudden resignation leaving a shift uncovered — cannot be allowed to bypass recruitment altogether; it has to be filled on a documented interim basis and then regularised, not left as an undocumented exception.</w:t>
+        <w:t>A vacancy that genuinely cannot wait for the full process -- a sudden resignation leaving a shift uncovered -- cannot be allowed to bypass recruitment altogether; it has to be filled on a documented interim basis and then regularised, not left as an undocumented exception.</w:t>
       </w:r>
     </w:p>
     <w:p>
       <w:r>
-        <w:t>1. Where a vacancy must be filled before the full recruitment process can be completed, the Medical Superintendent approves an interim appointment in writing, stating the reason and the maximum interim period.</w:t>
+        <w:t>Where a vacancy must be filled before the full recruitment process can be completed, the Medical Superintendent approves an interim appointment in writing, stating the reason and the maximum interim period.</w:t>
       </w:r>
     </w:p>
     <w:p>
       <w:r>
-        <w:t>2. Credential and, for clinical roles, registration verification is still completed before the interim appointee starts work — this step is never skipped, even under urgency.</w:t>
+        <w:t>Credential and, for clinical roles, registration verification is still completed before the interim appointee starts work -- this step is never skipped, even under urgency.</w:t>
       </w:r>
     </w:p>
     <w:p>
       <w:r>
-        <w:t>3. The full recruitment process (shortlisting, panel interview, selection rationale) is completed within the stated interim period, and the appointment is either regularised or ended. (Record 3)</w:t>
+        <w:t>The full recruitment process (shortlisting, panel interview, selection rationale) is completed within the stated interim period, and the appointment is either regularised or ended.</w:t>
       </w:r>
     </w:p>
     <w:p>
@@ -525,7 +481,7 @@
         <w:pStyle w:val="Heading1"/>
       </w:pPr>
       <w:r>
-        <w:t>6. Related Documents</w:t>
+        <w:t>6. Related SOPs</w:t>
       </w:r>
     </w:p>
     <w:p>
@@ -533,7 +489,70 @@
         <w:pStyle w:val="ListParagraph"/>
       </w:pPr>
       <w:r>
-        <w:t>Policy on Human Resource Planning, Recruitment and Staff Governance (HRM.1) — this SOP operationalises step 5.2</w:t>
+        <w:t>Policy on Human Resource Planning, Recruitment and Staff Governance (HRM.1)</w:t>
+      </w:r>
+    </w:p>
+    <w:p>
+      <w:pPr>
+        <w:pStyle w:val="Heading1"/>
+      </w:pPr>
+      <w:r>
+        <w:t>7. Review</w:t>
+      </w:r>
+    </w:p>
+    <w:p>
+      <w:r>
+        <w:t>This SOP is reviewed at least annually by the Quality Coordinator together with the HR In-Charge, and sooner if an audit or a hiring decision finds it is not being followed as written, or an interim appointment is not regularised within its stated period.</w:t>
+      </w:r>
+    </w:p>
+    <w:p>
+      <w:r>
+        <w:br w:type="page"/>
+      </w:r>
+    </w:p>
+    <w:p>
+      <w:pPr>
+        <w:pStyle w:val="Heading1"/>
+      </w:pPr>
+      <w:r>
+        <w:t>Appendix — NABH Standard Cross-Reference and Evidence Basis</w:t>
+      </w:r>
+    </w:p>
+    <w:p>
+      <w:r>
+        <w:t>For the Quality Coordinator and NABH assessment use only. The reasoning and real-world triggers for each requirement are already in the body above -- this appendix adds only what the body deliberately leaves out: the exact objective-element code, how this SOP's scope is kept separate from neighbouring standards, and the verified technical source for anything cited.</w:t>
+      </w:r>
+    </w:p>
+    <w:p>
+      <w:pPr>
+        <w:pStyle w:val="Heading2"/>
+      </w:pPr>
+      <w:r>
+        <w:t>Raise and approve the vacancy — HRM.1.b</w:t>
+      </w:r>
+    </w:p>
+    <w:p>
+      <w:pPr>
+        <w:pStyle w:val="Heading2"/>
+      </w:pPr>
+      <w:r>
+        <w:t>Shortlist and interview against defined criteria — HRM.1.b</w:t>
+      </w:r>
+    </w:p>
+    <w:p>
+      <w:pPr>
+        <w:pStyle w:val="Heading2"/>
+      </w:pPr>
+      <w:r>
+        <w:t>Verify professional registration before appointing a doctor or nurse — HRM.1.b</w:t>
+      </w:r>
+    </w:p>
+    <w:p>
+      <w:r>
+        <w:rPr>
+          <w:i/>
+        </w:rPr>
+        <w:t>Verified source(s):</w:t>
       </w:r>
     </w:p>
     <w:p>
@@ -541,25 +560,80 @@
         <w:pStyle w:val="ListParagraph"/>
       </w:pPr>
       <w:r>
-        <w:t>Required Records — HRM.1.b (see HRM.1 Records folder)</w:t>
+        <w:t xml:space="preserve">• </w:t>
       </w:r>
-    </w:p>
-    <w:p>
-      <w:pPr>
-        <w:pStyle w:val="Heading1"/>
-      </w:pPr>
       <w:r>
-        <w:t>7. Where This SOP's Requirements Come From (Verified Sources)</w:t>
+        <w:t xml:space="preserve">National Medical Commission. (2023, May 10). </w:t>
+      </w:r>
+      <w:hyperlink r:id="rId9">
+        <w:r>
+          <w:rPr>
+            <w:color w:val="0563C1"/>
+            <w:u w:val="single"/>
+          </w:rPr>
+          <w:t>Registration of Medical Practitioners and Licence to Practice Medicine Regulations, 2023</w:t>
+        </w:r>
+      </w:hyperlink>
+      <w:r>
+        <w:t>. Under Regulation 8(iii), a practitioner whose registration lapses (renewal not applied for in time, for example) is not entitled to practise medicine -- referenced here for verifying a doctor's current, active registration before appointment.</w:t>
       </w:r>
     </w:p>
     <w:p>
       <w:pPr>
         <w:pStyle w:val="ListParagraph"/>
-        <w:spacing w:after="240" w:before="80"/>
-        <w:contextualSpacing w:val="0"/>
       </w:pPr>
       <w:r>
-        <w:t xml:space="preserve">• National Accreditation Board for Hospitals and Healthcare Providers. (2022). Standards for Small Healthcare Organisations (3rd ed.). </w:t>
+        <w:t xml:space="preserve">• </w:t>
+      </w:r>
+      <w:r>
+        <w:t xml:space="preserve">Government of India. (1947). </w:t>
+      </w:r>
+      <w:hyperlink r:id="rId10">
+        <w:r>
+          <w:rPr>
+            <w:color w:val="0563C1"/>
+            <w:u w:val="single"/>
+          </w:rPr>
+          <w:t>The Indian Nursing Council Act, 1947</w:t>
+        </w:r>
+      </w:hyperlink>
+      <w:r>
+        <w:t>. Section 11(1)(b) provides that no person may be enrolled on a State nursing register without a recognised nursing qualification -- referenced here for verifying a nurse's current State/Indian Nursing Council registration.</w:t>
+      </w:r>
+    </w:p>
+    <w:p>
+      <w:pPr>
+        <w:pStyle w:val="Heading2"/>
+      </w:pPr>
+      <w:r>
+        <w:t>Offer, log, and close the vacancy — HRM.1.b</w:t>
+      </w:r>
+    </w:p>
+    <w:p>
+      <w:pPr>
+        <w:pStyle w:val="Heading2"/>
+      </w:pPr>
+      <w:r>
+        <w:t>Fill an urgent vacancy under interim arrangements — HRM.1.b</w:t>
+      </w:r>
+    </w:p>
+    <w:p>
+      <w:pPr>
+        <w:pStyle w:val="Heading2"/>
+      </w:pPr>
+      <w:r>
+        <w:t>Full reference list</w:t>
+      </w:r>
+    </w:p>
+    <w:p>
+      <w:pPr>
+        <w:pStyle w:val="ListParagraph"/>
+      </w:pPr>
+      <w:r>
+        <w:t xml:space="preserve">• </w:t>
+      </w:r>
+      <w:r>
+        <w:t xml:space="preserve">National Accreditation Board for Hospitals and Healthcare Providers. (2022). Standards for Small Healthcare Organisations (3rd ed.). </w:t>
       </w:r>
       <w:hyperlink r:id="rId11">
         <w:r>
@@ -577,11 +651,35 @@
     <w:p>
       <w:pPr>
         <w:pStyle w:val="ListParagraph"/>
-        <w:spacing w:after="240" w:before="80"/>
-        <w:contextualSpacing w:val="0"/>
       </w:pPr>
       <w:r>
-        <w:t xml:space="preserve">• Government of India. (1947). </w:t>
+        <w:t xml:space="preserve">• </w:t>
+      </w:r>
+      <w:r>
+        <w:t xml:space="preserve">National Medical Commission. (2023, May 10). </w:t>
+      </w:r>
+      <w:hyperlink r:id="rId9">
+        <w:r>
+          <w:rPr>
+            <w:color w:val="0563C1"/>
+            <w:u w:val="single"/>
+          </w:rPr>
+          <w:t>Registration of Medical Practitioners and Licence to Practice Medicine Regulations, 2023</w:t>
+        </w:r>
+      </w:hyperlink>
+      <w:r>
+        <w:t>. Under Regulation 8(iii), a practitioner whose registration lapses (renewal not applied for in time, for example) is not entitled to practise medicine -- referenced here for verifying a doctor's current, active registration before appointment.</w:t>
+      </w:r>
+    </w:p>
+    <w:p>
+      <w:pPr>
+        <w:pStyle w:val="ListParagraph"/>
+      </w:pPr>
+      <w:r>
+        <w:t xml:space="preserve">• </w:t>
+      </w:r>
+      <w:r>
+        <w:t xml:space="preserve">Government of India. (1947). </w:t>
       </w:r>
       <w:hyperlink r:id="rId10">
         <w:r>
@@ -593,42 +691,7 @@
         </w:r>
       </w:hyperlink>
       <w:r>
-        <w:t>. Section 11(1)(b) provides that no person may be enrolled on a State nursing register without a recognised nursing qualification -- referenced here for verifying a nurse's current State/Indian Nursing Council registration before appointment.</w:t>
-      </w:r>
-    </w:p>
-    <w:p>
-      <w:pPr>
-        <w:pStyle w:val="ListParagraph"/>
-        <w:spacing w:after="240" w:before="80"/>
-        <w:contextualSpacing w:val="0"/>
-      </w:pPr>
-      <w:r>
-        <w:t xml:space="preserve">• National Medical Commission. (2023, May 10). </w:t>
-      </w:r>
-      <w:hyperlink r:id="rId9">
-        <w:r>
-          <w:rPr>
-            <w:color w:val="0563C1"/>
-            <w:u w:val="single"/>
-          </w:rPr>
-          <w:t>Registration of Medical Practitioners and Licence to Practice Medicine Regulations, 2023</w:t>
-        </w:r>
-      </w:hyperlink>
-      <w:r>
-        <w:t>. Under Regulation 8(iii), a practitioner whose registration lapses (e.g. renewal not applied for in time) "shall not be entitled to practice medicine" -- referenced here for verifying a doctor's current, active registration before appointment.</w:t>
-      </w:r>
-    </w:p>
-    <w:p>
-      <w:pPr>
-        <w:pStyle w:val="Heading1"/>
-      </w:pPr>
-      <w:r>
-        <w:t>8. Review</w:t>
-      </w:r>
-    </w:p>
-    <w:p>
-      <w:r>
-        <w:t>This SOP is reviewed at least annually by the Quality Coordinator together with the HR In-Charge, and sooner if an audit or a hiring decision finds it is not being followed as written, or an interim appointment is not regularised within its stated period.</w:t>
+        <w:t>. Section 11(1)(b) provides that no person may be enrolled on a State nursing register without a recognised nursing qualification -- referenced here for verifying a nurse's current State/Indian Nursing Council registration.</w:t>
       </w:r>
     </w:p>
     <w:sectPr>

--- a/policies/build/sop_record_masters/HRM/SOP_HRM.1.b_recruitment.docx
+++ b/policies/build/sop_record_masters/HRM/SOP_HRM.1.b_recruitment.docx
@@ -208,12 +208,6 @@
     </w:p>
     <w:p>
       <w:r>
-        <w:rPr>
-          <w:i/>
-        </w:rPr>
-        <w:t xml:space="preserve">Why: </w:t>
-      </w:r>
-      <w:r>
         <w:t>so every category of staff being recruited -- including doctors and nurses whose registration must be checked -- goes through the same gate.</w:t>
       </w:r>
     </w:p>
@@ -231,12 +225,6 @@
       </w:r>
     </w:p>
     <w:p>
-      <w:r>
-        <w:rPr>
-          <w:i/>
-        </w:rPr>
-        <w:t xml:space="preserve">Why: </w:t>
-      </w:r>
       <w:r>
         <w:t>a vacancy filled without a documented reason, or a registration nobody actually checked, is a gap that only surfaces after someone is already working.</w:t>
       </w:r>
@@ -303,12 +291,6 @@
     </w:p>
     <w:p>
       <w:r>
-        <w:rPr>
-          <w:i/>
-        </w:rPr>
-        <w:t xml:space="preserve">Why: </w:t>
-      </w:r>
-      <w:r>
         <w:t>A vacancy filled without a documented reason is the first point where recruitment stops being transparent.</w:t>
       </w:r>
     </w:p>
@@ -336,12 +318,6 @@
       </w:r>
     </w:p>
     <w:p>
-      <w:r>
-        <w:rPr>
-          <w:i/>
-        </w:rPr>
-        <w:t xml:space="preserve">Why: </w:t>
-      </w:r>
       <w:r>
         <w:t>Deciding who gets shortlisted or selected without a stated reason is exactly how an unqualified or unverified candidate can be chosen informally.</w:t>
       </w:r>
@@ -371,12 +347,6 @@
     </w:p>
     <w:p>
       <w:r>
-        <w:rPr>
-          <w:i/>
-        </w:rPr>
-        <w:t xml:space="preserve">Why: </w:t>
-      </w:r>
-      <w:r>
         <w:t>A doctor whose registration has lapsed, or a nurse who was never enrolled on a State nursing register, is not legally entitled to practise -- an interview score alone says nothing about this, and finding out after appointment is too late.</w:t>
       </w:r>
     </w:p>
@@ -405,12 +375,6 @@
     </w:p>
     <w:p>
       <w:r>
-        <w:rPr>
-          <w:i/>
-        </w:rPr>
-        <w:t xml:space="preserve">Why: </w:t>
-      </w:r>
-      <w:r>
         <w:t>A register that is updated only when someone asks for it is not evidence of a transparent process -- closing the loop in writing, at the time it happens, is what makes the record trustworthy.</w:t>
       </w:r>
     </w:p>
@@ -438,12 +402,6 @@
       </w:r>
     </w:p>
     <w:p>
-      <w:r>
-        <w:rPr>
-          <w:i/>
-        </w:rPr>
-        <w:t xml:space="preserve">Why: </w:t>
-      </w:r>
       <w:r>
         <w:t>A vacancy that genuinely cannot wait for the full process -- a sudden resignation leaving a shift uncovered -- cannot be allowed to bypass recruitment altogether; it has to be filled on a documented interim basis and then regularised, not left as an undocumented exception.</w:t>
       </w:r>
